--- a/Cover_Letters/Shinoy_Philips_AI_Senior_Systems_Engineer_Cover_Letter.docx
+++ b/Cover_Letters/Shinoy_Philips_AI_Senior_Systems_Engineer_Cover_Letter.docx
@@ -14,7 +14,7 @@
     </w:p>
     <w:p>
       <w:r>
-        <w:t>September 26, 2026</w:t>
+        <w:t>October 18, 2026</w:t>
       </w:r>
     </w:p>
     <w:p>
@@ -35,7 +35,7 @@
     </w:p>
     <w:p>
       <w:r>
-        <w:t>Your focus on driving the application of AI within systems engineering and reliability practices aligns closely with my background in software testing and tooling. In my recent work with global financial clients, I utilized Gemini Code Assist to streamline test generation and deployment scripts, which helped bridge the gap between emerging AI capabilities and daily engineering workflows. I am comfortable working in cross-functional environments and enjoy helping technical teams adopt practical automation methods.</w:t>
+        <w:t>Your focus on driving the application of artificial intelligence within systems engineering and reliability practices aligns closely with my recent background. In my work with financial clients, I have spent time streamlining test generation and deployment scripts using Gemini Code Assist, which helps bridge the gap between engineering challenges and tool capabilities. I also bring strong experience in building automated frameworks and setting up CI/CD pipelines using AWS and Terraform.</w:t>
       </w:r>
     </w:p>
     <w:p>
